--- a/thesis-reference.docx
+++ b/thesis-reference.docx
@@ -787,7 +787,7 @@
       <w:outlineLvl w:val="0"/>
     </w:pPr>
     <w:rPr>
-      <w:rFonts w:asciiTheme="majorHAnsi" w:eastAsiaTheme="majorEastAsia" w:hAnsiTheme="majorHAnsi" w:cstheme="majorBidi" w:ascii="Times New Roman" w:hAnsi="Times New Roman" w:eastAsia="黑体"/>
+      <w:rFonts w:cstheme="majorBidi" w:ascii="Times New Roman" w:hAnsi="Times New Roman" w:eastAsia="黑体"/>
       <w:b/>
       <w:color w:val="000000"/>
       <w:sz w:val="32"/>
@@ -813,7 +813,7 @@
       <w:outlineLvl w:val="1"/>
     </w:pPr>
     <w:rPr>
-      <w:rFonts w:asciiTheme="majorHAnsi" w:eastAsiaTheme="majorEastAsia" w:hAnsiTheme="majorHAnsi" w:cstheme="majorBidi" w:ascii="Times New Roman" w:hAnsi="Times New Roman" w:eastAsia="黑体"/>
+      <w:rFonts w:cstheme="majorBidi" w:ascii="Times New Roman" w:hAnsi="Times New Roman" w:eastAsia="黑体"/>
       <w:b/>
       <w:color w:val="000000"/>
       <w:sz w:val="28"/>
@@ -839,7 +839,7 @@
       <w:outlineLvl w:val="2"/>
     </w:pPr>
     <w:rPr>
-      <w:rFonts w:eastAsiaTheme="majorEastAsia" w:cstheme="majorBidi" w:ascii="Times New Roman" w:hAnsi="Times New Roman" w:eastAsia="黑体"/>
+      <w:rFonts w:cstheme="majorBidi" w:ascii="Times New Roman" w:hAnsi="Times New Roman" w:eastAsia="黑体"/>
       <w:b/>
       <w:color w:val="000000"/>
       <w:sz w:val="24"/>
@@ -1053,7 +1053,7 @@
       <w:jc w:val="center"/>
     </w:pPr>
     <w:rPr>
-      <w:rFonts w:asciiTheme="majorHAnsi" w:eastAsia="黑体" w:hAnsiTheme="majorHAnsi" w:cstheme="majorBidi" w:ascii="Times New Roman" w:hAnsi="Times New Roman"/>
+      <w:rFonts w:eastAsia="黑体" w:cstheme="majorBidi" w:ascii="Times New Roman" w:hAnsi="Times New Roman"/>
       <w:b/>
       <w:color w:val="000000"/>
       <w:sz w:val="44"/>
